--- a/chapters/11-why-model.docx
+++ b/chapters/11-why-model.docx
@@ -300,10 +300,12 @@
       <m:oMath>
         <m:r>
           <m:rPr>
-            <m:nor/>
             <m:sty m:val="p"/>
           </m:rPr>
           <m:t>E</m:t>
+        </m:r>
+        <m:r>
+          <m:t>​</m:t>
         </m:r>
         <m:d>
           <m:dPr>
@@ -336,6 +338,9 @@
             </m:r>
           </m:e>
         </m:d>
+        <m:r>
+          <m:t>​</m:t>
+        </m:r>
       </m:oMath>
       <w:r>
         <w:t xml:space="preserve">.</w:t>
@@ -362,20 +367,15 @@
         <w:t xml:space="preserve"> </w:t>
       </w:r>
       <m:oMath>
-        <m:acc>
-          <m:accPr>
-            <m:chr m:val="̂"/>
-          </m:accPr>
-          <m:e>
-            <m:r>
-              <m:rPr>
-                <m:nor/>
-                <m:sty m:val="p"/>
-              </m:rPr>
-              <m:t>E</m:t>
-            </m:r>
-          </m:e>
-        </m:acc>
+        <m:r>
+          <m:rPr>
+            <m:sty m:val="p"/>
+          </m:rPr>
+          <m:t/>
+        </m:r>
+        <m:r>
+          <m:t>​</m:t>
+        </m:r>
         <m:d>
           <m:dPr>
             <m:begChr m:val="["/>
@@ -407,6 +407,9 @@
             </m:r>
           </m:e>
         </m:d>
+        <m:r>
+          <m:t>​</m:t>
+        </m:r>
       </m:oMath>
       <w:r>
         <w:t xml:space="preserve"> </w:t>
@@ -420,10 +423,12 @@
       <m:oMath>
         <m:r>
           <m:rPr>
-            <m:nor/>
             <m:sty m:val="p"/>
           </m:rPr>
           <m:t>E</m:t>
+        </m:r>
+        <m:r>
+          <m:t>​</m:t>
         </m:r>
         <m:d>
           <m:dPr>
@@ -456,6 +461,9 @@
             </m:r>
           </m:e>
         </m:d>
+        <m:r>
+          <m:t>​</m:t>
+        </m:r>
       </m:oMath>
       <w:r>
         <w:t xml:space="preserve">, and an</w:t>
@@ -520,10 +528,12 @@
       <m:oMath>
         <m:r>
           <m:rPr>
-            <m:nor/>
             <m:sty m:val="p"/>
           </m:rPr>
           <m:t>E</m:t>
+        </m:r>
+        <m:r>
+          <m:t>​</m:t>
         </m:r>
         <m:d>
           <m:dPr>
@@ -556,6 +566,9 @@
             </m:r>
           </m:e>
         </m:d>
+        <m:r>
+          <m:t>​</m:t>
+        </m:r>
       </m:oMath>
       <w:r>
         <w:t xml:space="preserve">:</w:t>
@@ -735,20 +748,15 @@
         <w:t xml:space="preserve"> </w:t>
       </w:r>
       <m:oMath>
-        <m:acc>
-          <m:accPr>
-            <m:chr m:val="̂"/>
-          </m:accPr>
-          <m:e>
-            <m:r>
-              <m:rPr>
-                <m:nor/>
-                <m:sty m:val="p"/>
-              </m:rPr>
-              <m:t>E</m:t>
-            </m:r>
-          </m:e>
-        </m:acc>
+        <m:r>
+          <m:rPr>
+            <m:sty m:val="p"/>
+          </m:rPr>
+          <m:t/>
+        </m:r>
+        <m:r>
+          <m:t>​</m:t>
+        </m:r>
         <m:d>
           <m:dPr>
             <m:begChr m:val="["/>
@@ -781,6 +789,9 @@
           </m:e>
         </m:d>
         <m:r>
+          <m:t>​</m:t>
+        </m:r>
+        <m:r>
           <m:rPr>
             <m:sty m:val="p"/>
           </m:rPr>
@@ -806,20 +817,15 @@
         <w:t xml:space="preserve"> </w:t>
       </w:r>
       <m:oMath>
-        <m:acc>
-          <m:accPr>
-            <m:chr m:val="̂"/>
-          </m:accPr>
-          <m:e>
-            <m:r>
-              <m:rPr>
-                <m:nor/>
-                <m:sty m:val="p"/>
-              </m:rPr>
-              <m:t>E</m:t>
-            </m:r>
-          </m:e>
-        </m:acc>
+        <m:r>
+          <m:rPr>
+            <m:sty m:val="p"/>
+          </m:rPr>
+          <m:t/>
+        </m:r>
+        <m:r>
+          <m:t>​</m:t>
+        </m:r>
         <m:d>
           <m:dPr>
             <m:begChr m:val="["/>
@@ -852,6 +858,9 @@
           </m:e>
         </m:d>
         <m:r>
+          <m:t>​</m:t>
+        </m:r>
+        <m:r>
           <m:rPr>
             <m:sty m:val="p"/>
           </m:rPr>
@@ -941,10 +950,12 @@
       <m:oMath>
         <m:r>
           <m:rPr>
-            <m:nor/>
             <m:sty m:val="p"/>
           </m:rPr>
           <m:t>E</m:t>
+        </m:r>
+        <m:r>
+          <m:t>​</m:t>
         </m:r>
         <m:d>
           <m:dPr>
@@ -977,6 +988,9 @@
             </m:r>
           </m:e>
         </m:d>
+        <m:r>
+          <m:t>​</m:t>
+        </m:r>
       </m:oMath>
       <w:r>
         <w:t xml:space="preserve">, whether or not they have a causal interpretation.</w:t>
@@ -1262,10 +1276,12 @@
       <m:oMath>
         <m:r>
           <m:rPr>
-            <m:nor/>
             <m:sty m:val="p"/>
           </m:rPr>
           <m:t>E</m:t>
+        </m:r>
+        <m:r>
+          <m:t>​</m:t>
         </m:r>
         <m:d>
           <m:dPr>
@@ -1298,6 +1314,9 @@
             </m:r>
           </m:e>
         </m:d>
+        <m:r>
+          <m:t>​</m:t>
+        </m:r>
       </m:oMath>
       <w:r>
         <w:t xml:space="preserve">?</w:t>
@@ -1382,10 +1401,12 @@
       <m:oMath>
         <m:r>
           <m:rPr>
-            <m:nor/>
             <m:sty m:val="p"/>
           </m:rPr>
           <m:t>E</m:t>
+        </m:r>
+        <m:r>
+          <m:t>​</m:t>
         </m:r>
         <m:d>
           <m:dPr>
@@ -1409,6 +1430,9 @@
             </m:r>
           </m:e>
         </m:d>
+        <m:r>
+          <m:t>​</m:t>
+        </m:r>
       </m:oMath>
       <w:r>
         <w:t xml:space="preserve"> </w:t>
@@ -1519,10 +1543,12 @@
         <m:oMath>
           <m:r>
             <m:rPr>
-              <m:nor/>
               <m:sty m:val="p"/>
             </m:rPr>
             <m:t>E</m:t>
+          </m:r>
+          <m:r>
+            <m:t>​</m:t>
           </m:r>
           <m:d>
             <m:dPr>
@@ -1546,6 +1572,9 @@
               </m:r>
             </m:e>
           </m:d>
+          <m:r>
+            <m:t>​</m:t>
+          </m:r>
           <m:r>
             <m:rPr>
               <m:sty m:val="p"/>
@@ -1605,10 +1634,12 @@
       <m:oMath>
         <m:r>
           <m:rPr>
-            <m:nor/>
             <m:sty m:val="p"/>
           </m:rPr>
           <m:t>E</m:t>
+        </m:r>
+        <m:r>
+          <m:t>​</m:t>
         </m:r>
         <m:d>
           <m:dPr>
@@ -1632,6 +1663,9 @@
             </m:r>
           </m:e>
         </m:d>
+        <m:r>
+          <m:t>​</m:t>
+        </m:r>
       </m:oMath>
       <w:r>
         <w:t xml:space="preserve"> </w:t>
@@ -1890,20 +1924,15 @@
         <w:t xml:space="preserve"> </w:t>
       </w:r>
       <m:oMath>
-        <m:acc>
-          <m:accPr>
-            <m:chr m:val="̂"/>
-          </m:accPr>
-          <m:e>
-            <m:r>
-              <m:rPr>
-                <m:nor/>
-                <m:sty m:val="p"/>
-              </m:rPr>
-              <m:t>E</m:t>
-            </m:r>
-          </m:e>
-        </m:acc>
+        <m:r>
+          <m:rPr>
+            <m:sty m:val="p"/>
+          </m:rPr>
+          <m:t/>
+        </m:r>
+        <m:r>
+          <m:t>​</m:t>
+        </m:r>
         <m:d>
           <m:dPr>
             <m:begChr m:val="["/>
@@ -1935,6 +1964,9 @@
             </m:r>
           </m:e>
         </m:d>
+        <m:r>
+          <m:t>​</m:t>
+        </m:r>
         <m:r>
           <m:rPr>
             <m:sty m:val="p"/>
@@ -2178,20 +2210,15 @@
               <m:oMath>
                 <m:eqArr>
                   <m:e>
-                    <m:acc>
-                      <m:accPr>
-                        <m:chr m:val="̂"/>
-                      </m:accPr>
-                      <m:e>
-                        <m:r>
-                          <m:rPr>
-                            <m:nor/>
-                            <m:sty m:val="p"/>
-                          </m:rPr>
-                          <m:t>E</m:t>
-                        </m:r>
-                      </m:e>
-                    </m:acc>
+                    <m:r>
+                      <m:rPr>
+                        <m:sty m:val="p"/>
+                      </m:rPr>
+                      <m:t/>
+                    </m:r>
+                    <m:r>
+                      <m:t>​</m:t>
+                    </m:r>
                     <m:d>
                       <m:dPr>
                         <m:begChr m:val="["/>
@@ -2223,6 +2250,9 @@
                         </m:r>
                       </m:e>
                     </m:d>
+                    <m:r>
+                      <m:t>​</m:t>
+                    </m:r>
                     <m:r>
                       <m:t>&amp;</m:t>
                     </m:r>
@@ -2494,10 +2524,12 @@
             <m:oMath>
               <m:r>
                 <m:rPr>
-                  <m:nor/>
                   <m:sty m:val="p"/>
                 </m:rPr>
                 <m:t>E</m:t>
+              </m:r>
+              <m:r>
+                <m:t>​</m:t>
               </m:r>
               <m:d>
                 <m:dPr>
@@ -2530,6 +2562,9 @@
                   </m:r>
                 </m:e>
               </m:d>
+              <m:r>
+                <m:t>​</m:t>
+              </m:r>
             </m:oMath>
             <w:r>
               <w:t xml:space="preserve">.</w:t>
@@ -2595,10 +2630,12 @@
       <m:oMath>
         <m:r>
           <m:rPr>
-            <m:nor/>
             <m:sty m:val="p"/>
           </m:rPr>
           <m:t>E</m:t>
+        </m:r>
+        <m:r>
+          <m:t>​</m:t>
         </m:r>
         <m:d>
           <m:dPr>
@@ -2631,6 +2668,9 @@
             </m:r>
           </m:e>
         </m:d>
+        <m:r>
+          <m:t>​</m:t>
+        </m:r>
       </m:oMath>
       <w:r>
         <w:t xml:space="preserve"> </w:t>
@@ -2705,10 +2745,12 @@
       <m:oMath>
         <m:r>
           <m:rPr>
-            <m:nor/>
             <m:sty m:val="p"/>
           </m:rPr>
           <m:t>E</m:t>
+        </m:r>
+        <m:r>
+          <m:t>​</m:t>
         </m:r>
         <m:d>
           <m:dPr>
@@ -2732,6 +2774,9 @@
             </m:r>
           </m:e>
         </m:d>
+        <m:r>
+          <m:t>​</m:t>
+        </m:r>
       </m:oMath>
       <w:r>
         <w:t xml:space="preserve"> </w:t>
@@ -2745,10 +2790,12 @@
       <m:oMath>
         <m:r>
           <m:rPr>
-            <m:nor/>
             <m:sty m:val="p"/>
           </m:rPr>
           <m:t>E</m:t>
+        </m:r>
+        <m:r>
+          <m:t>​</m:t>
         </m:r>
         <m:d>
           <m:dPr>
@@ -2781,6 +2828,9 @@
             </m:r>
           </m:e>
         </m:d>
+        <m:r>
+          <m:t>​</m:t>
+        </m:r>
       </m:oMath>
       <w:r>
         <w:t xml:space="preserve"> </w:t>
@@ -2794,10 +2844,12 @@
       <m:oMath>
         <m:r>
           <m:rPr>
-            <m:nor/>
             <m:sty m:val="p"/>
           </m:rPr>
           <m:t>E</m:t>
+        </m:r>
+        <m:r>
+          <m:t>​</m:t>
         </m:r>
         <m:d>
           <m:dPr>
@@ -2830,6 +2882,9 @@
             </m:r>
           </m:e>
         </m:d>
+        <m:r>
+          <m:t>​</m:t>
+        </m:r>
       </m:oMath>
       <w:r>
         <w:t xml:space="preserve"> </w:t>
@@ -2843,10 +2898,12 @@
       <m:oMath>
         <m:r>
           <m:rPr>
-            <m:nor/>
             <m:sty m:val="p"/>
           </m:rPr>
           <m:t>E</m:t>
+        </m:r>
+        <m:r>
+          <m:t>​</m:t>
         </m:r>
         <m:d>
           <m:dPr>
@@ -2879,6 +2936,9 @@
             </m:r>
           </m:e>
         </m:d>
+        <m:r>
+          <m:t>​</m:t>
+        </m:r>
       </m:oMath>
     </w:p>
     <w:p>
@@ -2913,10 +2973,12 @@
       <m:oMath>
         <m:r>
           <m:rPr>
-            <m:nor/>
             <m:sty m:val="p"/>
           </m:rPr>
           <m:t>E</m:t>
+        </m:r>
+        <m:r>
+          <m:t>​</m:t>
         </m:r>
         <m:d>
           <m:dPr>
@@ -2949,6 +3011,9 @@
             </m:r>
           </m:e>
         </m:d>
+        <m:r>
+          <m:t>​</m:t>
+        </m:r>
       </m:oMath>
       <w:r>
         <w:t xml:space="preserve"> </w:t>
@@ -3041,10 +3106,12 @@
       <m:oMath>
         <m:r>
           <m:rPr>
-            <m:nor/>
             <m:sty m:val="p"/>
           </m:rPr>
           <m:t>E</m:t>
+        </m:r>
+        <m:r>
+          <m:t>​</m:t>
         </m:r>
         <m:d>
           <m:dPr>
@@ -3069,6 +3136,9 @@
           </m:e>
         </m:d>
         <m:r>
+          <m:t>​</m:t>
+        </m:r>
+        <m:r>
           <m:rPr>
             <m:sty m:val="p"/>
           </m:rPr>
@@ -3125,10 +3195,12 @@
             <m:e>
               <m:r>
                 <m:rPr>
-                  <m:nor/>
                   <m:sty m:val="p"/>
                 </m:rPr>
                 <m:t>E</m:t>
+              </m:r>
+              <m:r>
+                <m:t>​</m:t>
               </m:r>
               <m:d>
                 <m:dPr>
@@ -3162,6 +3234,9 @@
                 </m:e>
               </m:d>
               <m:r>
+                <m:t>​</m:t>
+              </m:r>
+              <m:r>
                 <m:t>&amp;</m:t>
               </m:r>
               <m:r>
@@ -3231,10 +3306,12 @@
             <m:e>
               <m:r>
                 <m:rPr>
-                  <m:nor/>
                   <m:sty m:val="p"/>
                 </m:rPr>
                 <m:t>E</m:t>
+              </m:r>
+              <m:r>
+                <m:t>​</m:t>
               </m:r>
               <m:d>
                 <m:dPr>
@@ -3267,6 +3344,9 @@
                   </m:r>
                 </m:e>
               </m:d>
+              <m:r>
+                <m:t>​</m:t>
+              </m:r>
               <m:r>
                 <m:t>&amp;</m:t>
               </m:r>
@@ -3450,20 +3530,15 @@
         <m:oMath>
           <m:eqArr>
             <m:e>
-              <m:acc>
-                <m:accPr>
-                  <m:chr m:val="̂"/>
-                </m:accPr>
-                <m:e>
-                  <m:r>
-                    <m:rPr>
-                      <m:nor/>
-                      <m:sty m:val="p"/>
-                    </m:rPr>
-                    <m:t>E</m:t>
-                  </m:r>
-                </m:e>
-              </m:acc>
+              <m:r>
+                <m:rPr>
+                  <m:sty m:val="p"/>
+                </m:rPr>
+                <m:t/>
+              </m:r>
+              <m:r>
+                <m:t>​</m:t>
+              </m:r>
               <m:d>
                 <m:dPr>
                   <m:begChr m:val="["/>
@@ -3495,6 +3570,9 @@
                   </m:r>
                 </m:e>
               </m:d>
+              <m:r>
+                <m:t>​</m:t>
+              </m:r>
               <m:r>
                 <m:t>&amp;</m:t>
               </m:r>
@@ -3534,20 +3612,15 @@
               </m:r>
             </m:e>
             <m:e>
-              <m:acc>
-                <m:accPr>
-                  <m:chr m:val="̂"/>
-                </m:accPr>
-                <m:e>
-                  <m:r>
-                    <m:rPr>
-                      <m:nor/>
-                      <m:sty m:val="p"/>
-                    </m:rPr>
-                    <m:t>E</m:t>
-                  </m:r>
-                </m:e>
-              </m:acc>
+              <m:r>
+                <m:rPr>
+                  <m:sty m:val="p"/>
+                </m:rPr>
+                <m:t/>
+              </m:r>
+              <m:r>
+                <m:t>​</m:t>
+              </m:r>
               <m:d>
                 <m:dPr>
                   <m:begChr m:val="["/>
@@ -3579,6 +3652,9 @@
                   </m:r>
                 </m:e>
               </m:d>
+              <m:r>
+                <m:t>​</m:t>
+              </m:r>
               <m:r>
                 <m:t>&amp;</m:t>
               </m:r>
@@ -3694,10 +3770,12 @@
       <m:oMath>
         <m:r>
           <m:rPr>
-            <m:nor/>
             <m:sty m:val="p"/>
           </m:rPr>
           <m:t>E</m:t>
+        </m:r>
+        <m:r>
+          <m:t>​</m:t>
         </m:r>
         <m:d>
           <m:dPr>
@@ -3731,6 +3809,9 @@
           </m:e>
         </m:d>
         <m:r>
+          <m:t>​</m:t>
+        </m:r>
+        <m:r>
           <m:rPr>
             <m:sty m:val="p"/>
           </m:rPr>
@@ -3738,10 +3819,12 @@
         </m:r>
         <m:r>
           <m:rPr>
-            <m:nor/>
             <m:sty m:val="p"/>
           </m:rPr>
           <m:t>E</m:t>
+        </m:r>
+        <m:r>
+          <m:t>​</m:t>
         </m:r>
         <m:d>
           <m:dPr>
@@ -3774,6 +3857,9 @@
             </m:r>
           </m:e>
         </m:d>
+        <m:r>
+          <m:t>​</m:t>
+        </m:r>
         <m:r>
           <m:rPr>
             <m:sty m:val="p"/>
@@ -4023,10 +4109,12 @@
             <m:oMath>
               <m:r>
                 <m:rPr>
-                  <m:nor/>
                   <m:sty m:val="p"/>
                 </m:rPr>
                 <m:t>E</m:t>
+              </m:r>
+              <m:r>
+                <m:t>​</m:t>
               </m:r>
               <m:d>
                 <m:dPr>
@@ -4050,6 +4138,9 @@
                   </m:r>
                 </m:e>
               </m:d>
+              <m:r>
+                <m:t>​</m:t>
+              </m:r>
               <m:r>
                 <m:rPr>
                   <m:sty m:val="p"/>
@@ -4197,10 +4288,12 @@
             <m:oMath>
               <m:r>
                 <m:rPr>
-                  <m:nor/>
                   <m:sty m:val="p"/>
                 </m:rPr>
                 <m:t>E</m:t>
+              </m:r>
+              <m:r>
+                <m:t>​</m:t>
               </m:r>
               <m:d>
                 <m:dPr>
@@ -4234,6 +4327,9 @@
                 </m:e>
               </m:d>
               <m:r>
+                <m:t>​</m:t>
+              </m:r>
+              <m:r>
                 <m:rPr>
                   <m:sty m:val="p"/>
                 </m:rPr>
@@ -4253,10 +4349,12 @@
               </m:r>
               <m:r>
                 <m:rPr>
-                  <m:nor/>
                   <m:sty m:val="p"/>
                 </m:rPr>
                 <m:t>E</m:t>
+              </m:r>
+              <m:r>
+                <m:t>​</m:t>
               </m:r>
               <m:d>
                 <m:dPr>
@@ -4289,6 +4387,9 @@
                   </m:r>
                 </m:e>
               </m:d>
+              <m:r>
+                <m:t>​</m:t>
+              </m:r>
             </m:oMath>
             <w:r>
               <w:t xml:space="preserve">.</w:t>
@@ -4547,10 +4648,12 @@
       <m:oMath>
         <m:r>
           <m:rPr>
-            <m:nor/>
             <m:sty m:val="p"/>
           </m:rPr>
           <m:t>E</m:t>
+        </m:r>
+        <m:r>
+          <m:t>​</m:t>
         </m:r>
         <m:d>
           <m:dPr>
@@ -4583,6 +4686,9 @@
             </m:r>
           </m:e>
         </m:d>
+        <m:r>
+          <m:t>​</m:t>
+        </m:r>
       </m:oMath>
       <w:r>
         <w:t xml:space="preserve"> </w:t>
@@ -4949,10 +5055,12 @@
       <m:oMath>
         <m:r>
           <m:rPr>
-            <m:nor/>
             <m:sty m:val="p"/>
           </m:rPr>
           <m:t>E</m:t>
+        </m:r>
+        <m:r>
+          <m:t>​</m:t>
         </m:r>
         <m:d>
           <m:dPr>
@@ -4977,6 +5085,9 @@
           </m:e>
         </m:d>
         <m:r>
+          <m:t>​</m:t>
+        </m:r>
+        <m:r>
           <m:rPr>
             <m:sty m:val="p"/>
           </m:rPr>
@@ -5079,10 +5190,12 @@
         <m:oMath>
           <m:r>
             <m:rPr>
-              <m:nor/>
               <m:sty m:val="p"/>
             </m:rPr>
             <m:t>E</m:t>
+          </m:r>
+          <m:r>
+            <m:t>​</m:t>
           </m:r>
           <m:d>
             <m:dPr>
@@ -5106,6 +5219,9 @@
               </m:r>
             </m:e>
           </m:d>
+          <m:r>
+            <m:t>​</m:t>
+          </m:r>
           <m:r>
             <m:rPr>
               <m:sty m:val="p"/>
@@ -5645,20 +5761,15 @@
               <m:oMath>
                 <m:eqArr>
                   <m:e>
-                    <m:acc>
-                      <m:accPr>
-                        <m:chr m:val="̂"/>
-                      </m:accPr>
-                      <m:e>
-                        <m:r>
-                          <m:rPr>
-                            <m:nor/>
-                            <m:sty m:val="p"/>
-                          </m:rPr>
-                          <m:t>E</m:t>
-                        </m:r>
-                      </m:e>
-                    </m:acc>
+                    <m:r>
+                      <m:rPr>
+                        <m:sty m:val="p"/>
+                      </m:rPr>
+                      <m:t/>
+                    </m:r>
+                    <m:r>
+                      <m:t>​</m:t>
+                    </m:r>
                     <m:d>
                       <m:dPr>
                         <m:begChr m:val="["/>
@@ -5690,6 +5801,9 @@
                         </m:r>
                       </m:e>
                     </m:d>
+                    <m:r>
+                      <m:t>​</m:t>
+                    </m:r>
                     <m:r>
                       <m:t>&amp;</m:t>
                     </m:r>
@@ -6095,10 +6209,12 @@
       <m:oMath>
         <m:r>
           <m:rPr>
-            <m:nor/>
             <m:sty m:val="p"/>
           </m:rPr>
           <m:t>E</m:t>
+        </m:r>
+        <m:r>
+          <m:t>​</m:t>
         </m:r>
         <m:d>
           <m:dPr>
@@ -6131,6 +6247,9 @@
             </m:r>
           </m:e>
         </m:d>
+        <m:r>
+          <m:t>​</m:t>
+        </m:r>
       </m:oMath>
       <w:r>
         <w:t xml:space="preserve"> </w:t>
@@ -6182,10 +6301,12 @@
       <m:oMath>
         <m:r>
           <m:rPr>
-            <m:nor/>
             <m:sty m:val="p"/>
           </m:rPr>
           <m:t>E</m:t>
+        </m:r>
+        <m:r>
+          <m:t>​</m:t>
         </m:r>
         <m:d>
           <m:dPr>
@@ -6218,6 +6339,9 @@
             </m:r>
           </m:e>
         </m:d>
+        <m:r>
+          <m:t>​</m:t>
+        </m:r>
       </m:oMath>
     </w:p>
     <w:p>
@@ -6337,10 +6461,12 @@
       <m:oMath>
         <m:r>
           <m:rPr>
-            <m:nor/>
             <m:sty m:val="p"/>
           </m:rPr>
           <m:t>E</m:t>
+        </m:r>
+        <m:r>
+          <m:t>​</m:t>
         </m:r>
         <m:d>
           <m:dPr>
@@ -6373,6 +6499,9 @@
             </m:r>
           </m:e>
         </m:d>
+        <m:r>
+          <m:t>​</m:t>
+        </m:r>
       </m:oMath>
       <w:r>
         <w:t xml:space="preserve">:</w:t>
@@ -6778,10 +6907,12 @@
       <m:oMath>
         <m:r>
           <m:rPr>
-            <m:nor/>
             <m:sty m:val="p"/>
           </m:rPr>
           <m:t>E</m:t>
+        </m:r>
+        <m:r>
+          <m:t>​</m:t>
         </m:r>
         <m:d>
           <m:dPr>
@@ -6814,6 +6945,9 @@
             </m:r>
           </m:e>
         </m:d>
+        <m:r>
+          <m:t>​</m:t>
+        </m:r>
       </m:oMath>
       <w:r>
         <w:t xml:space="preserve"> </w:t>
@@ -7377,10 +7511,12 @@
                 </m:r>
                 <m:r>
                   <m:rPr>
-                    <m:nor/>
                     <m:sty m:val="p"/>
                   </m:rPr>
                   <m:t>E</m:t>
+                </m:r>
+                <m:r>
+                  <m:t>​</m:t>
                 </m:r>
                 <m:d>
                   <m:dPr>
@@ -7404,6 +7540,9 @@
                     </m:r>
                   </m:e>
                 </m:d>
+                <m:r>
+                  <m:t>​</m:t>
+                </m:r>
                 <m:r>
                   <m:rPr>
                     <m:sty m:val="p"/>
@@ -7518,10 +7657,12 @@
             <m:oMath>
               <m:r>
                 <m:rPr>
-                  <m:nor/>
                   <m:sty m:val="p"/>
                 </m:rPr>
                 <m:t>E</m:t>
+              </m:r>
+              <m:r>
+                <m:t>​</m:t>
               </m:r>
               <m:d>
                 <m:dPr>
@@ -7546,6 +7687,9 @@
                 </m:e>
               </m:d>
               <m:r>
+                <m:t>​</m:t>
+              </m:r>
+              <m:r>
                 <m:rPr>
                   <m:sty m:val="p"/>
                 </m:rPr>
@@ -7553,10 +7697,12 @@
               </m:r>
               <m:r>
                 <m:rPr>
-                  <m:nor/>
                   <m:sty m:val="p"/>
                 </m:rPr>
                 <m:t>exp</m:t>
+              </m:r>
+              <m:r>
+                <m:t>​</m:t>
               </m:r>
               <m:d>
                 <m:dPr>
@@ -7622,6 +7768,9 @@
                 </m:e>
               </m:d>
               <m:r>
+                <m:t>​</m:t>
+              </m:r>
+              <m:r>
                 <m:rPr>
                   <m:sty m:val="p"/>
                 </m:rPr>
@@ -7659,10 +7808,12 @@
             <m:oMath>
               <m:r>
                 <m:rPr>
-                  <m:nor/>
                   <m:sty m:val="p"/>
                 </m:rPr>
                 <m:t>E</m:t>
+              </m:r>
+              <m:r>
+                <m:t>​</m:t>
               </m:r>
               <m:d>
                 <m:dPr>
@@ -7687,6 +7838,9 @@
                 </m:e>
               </m:d>
               <m:r>
+                <m:t>​</m:t>
+              </m:r>
+              <m:r>
                 <m:rPr>
                   <m:sty m:val="p"/>
                 </m:rPr>
@@ -7694,10 +7848,12 @@
               </m:r>
               <m:r>
                 <m:rPr>
-                  <m:nor/>
                   <m:sty m:val="p"/>
                 </m:rPr>
                 <m:t>expit</m:t>
+              </m:r>
+              <m:r>
+                <m:t>​</m:t>
               </m:r>
               <m:d>
                 <m:dPr>
@@ -7763,6 +7919,9 @@
                 </m:e>
               </m:d>
               <m:r>
+                <m:t>​</m:t>
+              </m:r>
+              <m:r>
                 <m:rPr>
                   <m:sty m:val="p"/>
                 </m:rPr>
@@ -7827,10 +7986,12 @@
             <m:oMath>
               <m:r>
                 <m:rPr>
-                  <m:nor/>
                   <m:sty m:val="p"/>
                 </m:rPr>
                 <m:t>E</m:t>
+              </m:r>
+              <m:r>
+                <m:t>​</m:t>
               </m:r>
               <m:d>
                 <m:dPr>
@@ -7854,6 +8015,9 @@
                   </m:r>
                 </m:e>
               </m:d>
+              <m:r>
+                <m:t>​</m:t>
+              </m:r>
             </m:oMath>
             <w:r>
               <w:t xml:space="preserve"> </w:t>
@@ -8033,10 +8197,12 @@
             <m:oMath>
               <m:r>
                 <m:rPr>
-                  <m:nor/>
                   <m:sty m:val="p"/>
                 </m:rPr>
                 <m:t>E</m:t>
+              </m:r>
+              <m:r>
+                <m:t>​</m:t>
               </m:r>
               <m:d>
                 <m:dPr>
@@ -8069,6 +8235,9 @@
                   </m:r>
                 </m:e>
               </m:d>
+              <m:r>
+                <m:t>​</m:t>
+              </m:r>
             </m:oMath>
             <w:r>
               <w:t xml:space="preserve"> </w:t>
@@ -8617,10 +8786,12 @@
       <m:oMath>
         <m:r>
           <m:rPr>
-            <m:nor/>
             <m:sty m:val="p"/>
           </m:rPr>
           <m:t>E</m:t>
+        </m:r>
+        <m:r>
+          <m:t>​</m:t>
         </m:r>
         <m:d>
           <m:dPr>
@@ -8653,6 +8824,9 @@
             </m:r>
           </m:e>
         </m:d>
+        <m:r>
+          <m:t>​</m:t>
+        </m:r>
       </m:oMath>
       <w:r>
         <w:t xml:space="preserve"> </w:t>

--- a/chapters/11-why-model.docx
+++ b/chapters/11-why-model.docx
@@ -300,6 +300,7 @@
       <m:oMath>
         <m:r>
           <m:rPr>
+            <m:scr m:val="double-struck"/>
             <m:sty m:val="p"/>
           </m:rPr>
           <m:t>E</m:t>
@@ -423,6 +424,7 @@
       <m:oMath>
         <m:r>
           <m:rPr>
+            <m:scr m:val="double-struck"/>
             <m:sty m:val="p"/>
           </m:rPr>
           <m:t>E</m:t>
@@ -528,6 +530,7 @@
       <m:oMath>
         <m:r>
           <m:rPr>
+            <m:scr m:val="double-struck"/>
             <m:sty m:val="p"/>
           </m:rPr>
           <m:t>E</m:t>
@@ -950,6 +953,7 @@
       <m:oMath>
         <m:r>
           <m:rPr>
+            <m:scr m:val="double-struck"/>
             <m:sty m:val="p"/>
           </m:rPr>
           <m:t>E</m:t>
@@ -1276,6 +1280,7 @@
       <m:oMath>
         <m:r>
           <m:rPr>
+            <m:scr m:val="double-struck"/>
             <m:sty m:val="p"/>
           </m:rPr>
           <m:t>E</m:t>
@@ -1401,6 +1406,7 @@
       <m:oMath>
         <m:r>
           <m:rPr>
+            <m:scr m:val="double-struck"/>
             <m:sty m:val="p"/>
           </m:rPr>
           <m:t>E</m:t>
@@ -1543,6 +1549,7 @@
         <m:oMath>
           <m:r>
             <m:rPr>
+              <m:scr m:val="double-struck"/>
               <m:sty m:val="p"/>
             </m:rPr>
             <m:t>E</m:t>
@@ -1634,6 +1641,7 @@
       <m:oMath>
         <m:r>
           <m:rPr>
+            <m:scr m:val="double-struck"/>
             <m:sty m:val="p"/>
           </m:rPr>
           <m:t>E</m:t>
@@ -2524,6 +2532,7 @@
             <m:oMath>
               <m:r>
                 <m:rPr>
+                  <m:scr m:val="double-struck"/>
                   <m:sty m:val="p"/>
                 </m:rPr>
                 <m:t>E</m:t>
@@ -2630,6 +2639,7 @@
       <m:oMath>
         <m:r>
           <m:rPr>
+            <m:scr m:val="double-struck"/>
             <m:sty m:val="p"/>
           </m:rPr>
           <m:t>E</m:t>
@@ -2745,6 +2755,7 @@
       <m:oMath>
         <m:r>
           <m:rPr>
+            <m:scr m:val="double-struck"/>
             <m:sty m:val="p"/>
           </m:rPr>
           <m:t>E</m:t>
@@ -2790,6 +2801,7 @@
       <m:oMath>
         <m:r>
           <m:rPr>
+            <m:scr m:val="double-struck"/>
             <m:sty m:val="p"/>
           </m:rPr>
           <m:t>E</m:t>
@@ -2844,6 +2856,7 @@
       <m:oMath>
         <m:r>
           <m:rPr>
+            <m:scr m:val="double-struck"/>
             <m:sty m:val="p"/>
           </m:rPr>
           <m:t>E</m:t>
@@ -2898,6 +2911,7 @@
       <m:oMath>
         <m:r>
           <m:rPr>
+            <m:scr m:val="double-struck"/>
             <m:sty m:val="p"/>
           </m:rPr>
           <m:t>E</m:t>
@@ -2973,6 +2987,7 @@
       <m:oMath>
         <m:r>
           <m:rPr>
+            <m:scr m:val="double-struck"/>
             <m:sty m:val="p"/>
           </m:rPr>
           <m:t>E</m:t>
@@ -3106,6 +3121,7 @@
       <m:oMath>
         <m:r>
           <m:rPr>
+            <m:scr m:val="double-struck"/>
             <m:sty m:val="p"/>
           </m:rPr>
           <m:t>E</m:t>
@@ -3195,6 +3211,7 @@
             <m:e>
               <m:r>
                 <m:rPr>
+                  <m:scr m:val="double-struck"/>
                   <m:sty m:val="p"/>
                 </m:rPr>
                 <m:t>E</m:t>
@@ -3306,6 +3323,7 @@
             <m:e>
               <m:r>
                 <m:rPr>
+                  <m:scr m:val="double-struck"/>
                   <m:sty m:val="p"/>
                 </m:rPr>
                 <m:t>E</m:t>
@@ -3770,6 +3788,7 @@
       <m:oMath>
         <m:r>
           <m:rPr>
+            <m:scr m:val="double-struck"/>
             <m:sty m:val="p"/>
           </m:rPr>
           <m:t>E</m:t>
@@ -3819,6 +3838,7 @@
         </m:r>
         <m:r>
           <m:rPr>
+            <m:scr m:val="double-struck"/>
             <m:sty m:val="p"/>
           </m:rPr>
           <m:t>E</m:t>
@@ -4109,6 +4129,7 @@
             <m:oMath>
               <m:r>
                 <m:rPr>
+                  <m:scr m:val="double-struck"/>
                   <m:sty m:val="p"/>
                 </m:rPr>
                 <m:t>E</m:t>
@@ -4288,6 +4309,7 @@
             <m:oMath>
               <m:r>
                 <m:rPr>
+                  <m:scr m:val="double-struck"/>
                   <m:sty m:val="p"/>
                 </m:rPr>
                 <m:t>E</m:t>
@@ -4349,6 +4371,7 @@
               </m:r>
               <m:r>
                 <m:rPr>
+                  <m:scr m:val="double-struck"/>
                   <m:sty m:val="p"/>
                 </m:rPr>
                 <m:t>E</m:t>
@@ -4648,6 +4671,7 @@
       <m:oMath>
         <m:r>
           <m:rPr>
+            <m:scr m:val="double-struck"/>
             <m:sty m:val="p"/>
           </m:rPr>
           <m:t>E</m:t>
@@ -5055,6 +5079,7 @@
       <m:oMath>
         <m:r>
           <m:rPr>
+            <m:scr m:val="double-struck"/>
             <m:sty m:val="p"/>
           </m:rPr>
           <m:t>E</m:t>
@@ -5190,6 +5215,7 @@
         <m:oMath>
           <m:r>
             <m:rPr>
+              <m:scr m:val="double-struck"/>
               <m:sty m:val="p"/>
             </m:rPr>
             <m:t>E</m:t>
@@ -6209,6 +6235,7 @@
       <m:oMath>
         <m:r>
           <m:rPr>
+            <m:scr m:val="double-struck"/>
             <m:sty m:val="p"/>
           </m:rPr>
           <m:t>E</m:t>
@@ -6301,6 +6328,7 @@
       <m:oMath>
         <m:r>
           <m:rPr>
+            <m:scr m:val="double-struck"/>
             <m:sty m:val="p"/>
           </m:rPr>
           <m:t>E</m:t>
@@ -6461,6 +6489,7 @@
       <m:oMath>
         <m:r>
           <m:rPr>
+            <m:scr m:val="double-struck"/>
             <m:sty m:val="p"/>
           </m:rPr>
           <m:t>E</m:t>
@@ -6907,6 +6936,7 @@
       <m:oMath>
         <m:r>
           <m:rPr>
+            <m:scr m:val="double-struck"/>
             <m:sty m:val="p"/>
           </m:rPr>
           <m:t>E</m:t>
@@ -7511,6 +7541,7 @@
                 </m:r>
                 <m:r>
                   <m:rPr>
+                    <m:scr m:val="double-struck"/>
                     <m:sty m:val="p"/>
                   </m:rPr>
                   <m:t>E</m:t>
@@ -7657,6 +7688,7 @@
             <m:oMath>
               <m:r>
                 <m:rPr>
+                  <m:scr m:val="double-struck"/>
                   <m:sty m:val="p"/>
                 </m:rPr>
                 <m:t>E</m:t>
@@ -7808,6 +7840,7 @@
             <m:oMath>
               <m:r>
                 <m:rPr>
+                  <m:scr m:val="double-struck"/>
                   <m:sty m:val="p"/>
                 </m:rPr>
                 <m:t>E</m:t>
@@ -7986,6 +8019,7 @@
             <m:oMath>
               <m:r>
                 <m:rPr>
+                  <m:scr m:val="double-struck"/>
                   <m:sty m:val="p"/>
                 </m:rPr>
                 <m:t>E</m:t>
@@ -8197,6 +8231,7 @@
             <m:oMath>
               <m:r>
                 <m:rPr>
+                  <m:scr m:val="double-struck"/>
                   <m:sty m:val="p"/>
                 </m:rPr>
                 <m:t>E</m:t>
@@ -8786,6 +8821,7 @@
       <m:oMath>
         <m:r>
           <m:rPr>
+            <m:scr m:val="double-struck"/>
             <m:sty m:val="p"/>
           </m:rPr>
           <m:t>E</m:t>
